--- a/System architecture.docx
+++ b/System architecture.docx
@@ -301,1233 +301,6 @@
           <w:sz w:val="22"/>
           <w:szCs w:val="22"/>
         </w:rPr>
-        <w:t>Code snippet</w:t>
-      </w:r>
-      <w:r>
-        <w:rPr>
-          <w:rFonts w:ascii="Calibri" w:hAnsi="Calibri" w:cs="Calibri"/>
-          <w:b/>
-          <w:bCs/>
-          <w:sz w:val="22"/>
-          <w:szCs w:val="22"/>
-        </w:rPr>
-        <w:t xml:space="preserve"> (Gemini)</w:t>
-      </w:r>
-    </w:p>
-    <w:p>
-      <w:pPr>
-        <w:rPr>
-          <w:rFonts w:ascii="Calibri" w:hAnsi="Calibri" w:cs="Calibri"/>
-          <w:sz w:val="22"/>
-          <w:szCs w:val="22"/>
-        </w:rPr>
-      </w:pPr>
-      <w:r>
-        <w:rPr>
-          <w:rFonts w:ascii="Calibri" w:hAnsi="Calibri" w:cs="Calibri"/>
-          <w:sz w:val="22"/>
-          <w:szCs w:val="22"/>
-        </w:rPr>
-        <w:t>graph TD</w:t>
-      </w:r>
-    </w:p>
-    <w:p>
-      <w:pPr>
-        <w:rPr>
-          <w:rFonts w:ascii="Calibri" w:hAnsi="Calibri" w:cs="Calibri"/>
-          <w:sz w:val="22"/>
-          <w:szCs w:val="22"/>
-        </w:rPr>
-      </w:pPr>
-      <w:r>
-        <w:rPr>
-          <w:rFonts w:ascii="Calibri" w:hAnsi="Calibri" w:cs="Calibri"/>
-          <w:sz w:val="22"/>
-          <w:szCs w:val="22"/>
-        </w:rPr>
-        <w:t xml:space="preserve">    %% Styles with High Saturated Colors</w:t>
-      </w:r>
-    </w:p>
-    <w:p>
-      <w:pPr>
-        <w:rPr>
-          <w:rFonts w:ascii="Calibri" w:hAnsi="Calibri" w:cs="Calibri"/>
-          <w:sz w:val="22"/>
-          <w:szCs w:val="22"/>
-        </w:rPr>
-      </w:pPr>
-      <w:r>
-        <w:rPr>
-          <w:rFonts w:ascii="Calibri" w:hAnsi="Calibri" w:cs="Calibri"/>
-          <w:sz w:val="22"/>
-          <w:szCs w:val="22"/>
-        </w:rPr>
-        <w:t xml:space="preserve">    classDef frontend fill:#00E5FF,stroke:#0000FF,stroke-width:3px,color:#000000,font-weight:bold;</w:t>
-      </w:r>
-    </w:p>
-    <w:p>
-      <w:pPr>
-        <w:rPr>
-          <w:rFonts w:ascii="Calibri" w:hAnsi="Calibri" w:cs="Calibri"/>
-          <w:sz w:val="22"/>
-          <w:szCs w:val="22"/>
-        </w:rPr>
-      </w:pPr>
-      <w:r>
-        <w:rPr>
-          <w:rFonts w:ascii="Calibri" w:hAnsi="Calibri" w:cs="Calibri"/>
-          <w:sz w:val="22"/>
-          <w:szCs w:val="22"/>
-        </w:rPr>
-        <w:lastRenderedPageBreak/>
-        <w:t xml:space="preserve">    classDef backend fill:#FFEA00,stroke:#FF4500,stroke-width:3px,color:#000000,font-weight:bold;</w:t>
-      </w:r>
-    </w:p>
-    <w:p>
-      <w:pPr>
-        <w:rPr>
-          <w:rFonts w:ascii="Calibri" w:hAnsi="Calibri" w:cs="Calibri"/>
-          <w:sz w:val="22"/>
-          <w:szCs w:val="22"/>
-        </w:rPr>
-      </w:pPr>
-      <w:r>
-        <w:rPr>
-          <w:rFonts w:ascii="Calibri" w:hAnsi="Calibri" w:cs="Calibri"/>
-          <w:sz w:val="22"/>
-          <w:szCs w:val="22"/>
-        </w:rPr>
-        <w:t xml:space="preserve">    classDef database fill:#39FF14,stroke:#006400,stroke-width:4px,color:#000000,font-weight:bold;</w:t>
-      </w:r>
-    </w:p>
-    <w:p>
-      <w:pPr>
-        <w:rPr>
-          <w:rFonts w:ascii="Calibri" w:hAnsi="Calibri" w:cs="Calibri"/>
-          <w:sz w:val="22"/>
-          <w:szCs w:val="22"/>
-        </w:rPr>
-      </w:pPr>
-      <w:r>
-        <w:rPr>
-          <w:rFonts w:ascii="Calibri" w:hAnsi="Calibri" w:cs="Calibri"/>
-          <w:sz w:val="22"/>
-          <w:szCs w:val="22"/>
-        </w:rPr>
-        <w:t xml:space="preserve">    classDef ai fill:#FF00FF,stroke:#4B0082,stroke-width:3px,color:#FFFFFF,font-weight:bold;</w:t>
-      </w:r>
-    </w:p>
-    <w:p>
-      <w:pPr>
-        <w:rPr>
-          <w:rFonts w:ascii="Calibri" w:hAnsi="Calibri" w:cs="Calibri"/>
-          <w:sz w:val="22"/>
-          <w:szCs w:val="22"/>
-        </w:rPr>
-      </w:pPr>
-      <w:r>
-        <w:rPr>
-          <w:rFonts w:ascii="Calibri" w:hAnsi="Calibri" w:cs="Calibri"/>
-          <w:sz w:val="22"/>
-          <w:szCs w:val="22"/>
-        </w:rPr>
-        <w:t xml:space="preserve">    classDef decision fill:#FFA500,stroke:#B8860B,stroke-width:3px,color:#000000;</w:t>
-      </w:r>
-    </w:p>
-    <w:p>
-      <w:pPr>
-        <w:rPr>
-          <w:rFonts w:ascii="Calibri" w:hAnsi="Calibri" w:cs="Calibri"/>
-          <w:sz w:val="22"/>
-          <w:szCs w:val="22"/>
-        </w:rPr>
-      </w:pPr>
-    </w:p>
-    <w:p>
-      <w:pPr>
-        <w:rPr>
-          <w:rFonts w:ascii="Calibri" w:hAnsi="Calibri" w:cs="Calibri"/>
-          <w:sz w:val="22"/>
-          <w:szCs w:val="22"/>
-        </w:rPr>
-      </w:pPr>
-      <w:r>
-        <w:rPr>
-          <w:rFonts w:ascii="Calibri" w:hAnsi="Calibri" w:cs="Calibri"/>
-          <w:sz w:val="22"/>
-          <w:szCs w:val="22"/>
-        </w:rPr>
-        <w:t xml:space="preserve">    %% 1. Client Layer</w:t>
-      </w:r>
-    </w:p>
-    <w:p>
-      <w:pPr>
-        <w:rPr>
-          <w:rFonts w:ascii="Calibri" w:hAnsi="Calibri" w:cs="Calibri"/>
-          <w:sz w:val="22"/>
-          <w:szCs w:val="22"/>
-        </w:rPr>
-      </w:pPr>
-      <w:r>
-        <w:rPr>
-          <w:rFonts w:ascii="Calibri" w:hAnsi="Calibri" w:cs="Calibri"/>
-          <w:sz w:val="22"/>
-          <w:szCs w:val="22"/>
-        </w:rPr>
-        <w:t xml:space="preserve">    subgraph Client ["&lt;b&gt;Client Layer (React / Three.js)&lt;/b&gt;"]</w:t>
-      </w:r>
-    </w:p>
-    <w:p>
-      <w:pPr>
-        <w:rPr>
-          <w:rFonts w:ascii="Calibri" w:hAnsi="Calibri" w:cs="Calibri"/>
-          <w:sz w:val="22"/>
-          <w:szCs w:val="22"/>
-        </w:rPr>
-      </w:pPr>
-      <w:r>
-        <w:rPr>
-          <w:rFonts w:ascii="Calibri" w:hAnsi="Calibri" w:cs="Calibri"/>
-          <w:sz w:val="22"/>
-          <w:szCs w:val="22"/>
-        </w:rPr>
-        <w:t xml:space="preserve">        UI["&lt;b&gt;Main Dashboard&lt;/b&gt;"]:::frontend</w:t>
-      </w:r>
-    </w:p>
-    <w:p>
-      <w:pPr>
-        <w:rPr>
-          <w:rFonts w:ascii="Calibri" w:hAnsi="Calibri" w:cs="Calibri"/>
-          <w:sz w:val="22"/>
-          <w:szCs w:val="22"/>
-        </w:rPr>
-      </w:pPr>
-      <w:r>
-        <w:rPr>
-          <w:rFonts w:ascii="Calibri" w:hAnsi="Calibri" w:cs="Calibri"/>
-          <w:sz w:val="22"/>
-          <w:szCs w:val="22"/>
-        </w:rPr>
-        <w:t xml:space="preserve">        ModeSel{"&lt;b&gt;Mode Selection:&lt;br/&gt;Purchase vs Config&lt;/b&gt;"}:::decision</w:t>
-      </w:r>
-    </w:p>
-    <w:p>
-      <w:pPr>
-        <w:rPr>
-          <w:rFonts w:ascii="Calibri" w:hAnsi="Calibri" w:cs="Calibri"/>
-          <w:sz w:val="22"/>
-          <w:szCs w:val="22"/>
-        </w:rPr>
-      </w:pPr>
-      <w:r>
-        <w:rPr>
-          <w:rFonts w:ascii="Calibri" w:hAnsi="Calibri" w:cs="Calibri"/>
-          <w:sz w:val="22"/>
-          <w:szCs w:val="22"/>
-        </w:rPr>
-        <w:t xml:space="preserve">        ConfigWizard["&lt;b&gt;Hardware Wizard&lt;/b&gt;"]:::frontend</w:t>
-      </w:r>
-    </w:p>
-    <w:p>
-      <w:pPr>
-        <w:rPr>
-          <w:rFonts w:ascii="Calibri" w:hAnsi="Calibri" w:cs="Calibri"/>
-          <w:sz w:val="22"/>
-          <w:szCs w:val="22"/>
-        </w:rPr>
-      </w:pPr>
-      <w:r>
-        <w:rPr>
-          <w:rFonts w:ascii="Calibri" w:hAnsi="Calibri" w:cs="Calibri"/>
-          <w:sz w:val="22"/>
-          <w:szCs w:val="22"/>
-        </w:rPr>
-        <w:t xml:space="preserve">        CostSlider["&lt;b&gt;Budget Slider ($)&lt;/b&gt;"]:::frontend</w:t>
-      </w:r>
-    </w:p>
-    <w:p>
-      <w:pPr>
-        <w:rPr>
-          <w:rFonts w:ascii="Calibri" w:hAnsi="Calibri" w:cs="Calibri"/>
-          <w:sz w:val="22"/>
-          <w:szCs w:val="22"/>
-        </w:rPr>
-      </w:pPr>
-      <w:r>
-        <w:rPr>
-          <w:rFonts w:ascii="Calibri" w:hAnsi="Calibri" w:cs="Calibri"/>
-          <w:sz w:val="22"/>
-          <w:szCs w:val="22"/>
-        </w:rPr>
-        <w:t xml:space="preserve">        Cam["&lt;b&gt;WebRTC Camera&lt;/b&gt;"]:::frontend</w:t>
-      </w:r>
-    </w:p>
-    <w:p>
-      <w:pPr>
-        <w:rPr>
-          <w:rFonts w:ascii="Calibri" w:hAnsi="Calibri" w:cs="Calibri"/>
-          <w:sz w:val="22"/>
-          <w:szCs w:val="22"/>
-        </w:rPr>
-      </w:pPr>
-      <w:r>
-        <w:rPr>
-          <w:rFonts w:ascii="Calibri" w:hAnsi="Calibri" w:cs="Calibri"/>
-          <w:sz w:val="22"/>
-          <w:szCs w:val="22"/>
-        </w:rPr>
-        <w:t xml:space="preserve">        AR["&lt;b&gt;AR Canvas Overlay&lt;/b&gt;"]:::frontend</w:t>
-      </w:r>
-    </w:p>
-    <w:p>
-      <w:pPr>
-        <w:rPr>
-          <w:rFonts w:ascii="Calibri" w:hAnsi="Calibri" w:cs="Calibri"/>
-          <w:sz w:val="22"/>
-          <w:szCs w:val="22"/>
-        </w:rPr>
-      </w:pPr>
-      <w:r>
-        <w:rPr>
-          <w:rFonts w:ascii="Calibri" w:hAnsi="Calibri" w:cs="Calibri"/>
-          <w:sz w:val="22"/>
-          <w:szCs w:val="22"/>
-        </w:rPr>
-        <w:t xml:space="preserve">    end</w:t>
-      </w:r>
-    </w:p>
-    <w:p>
-      <w:pPr>
-        <w:rPr>
-          <w:rFonts w:ascii="Calibri" w:hAnsi="Calibri" w:cs="Calibri"/>
-          <w:sz w:val="22"/>
-          <w:szCs w:val="22"/>
-        </w:rPr>
-      </w:pPr>
-    </w:p>
-    <w:p>
-      <w:pPr>
-        <w:rPr>
-          <w:rFonts w:ascii="Calibri" w:hAnsi="Calibri" w:cs="Calibri"/>
-          <w:sz w:val="22"/>
-          <w:szCs w:val="22"/>
-        </w:rPr>
-      </w:pPr>
-      <w:r>
-        <w:rPr>
-          <w:rFonts w:ascii="Calibri" w:hAnsi="Calibri" w:cs="Calibri"/>
-          <w:sz w:val="22"/>
-          <w:szCs w:val="22"/>
-        </w:rPr>
-        <w:t xml:space="preserve">    %% 2. Application Logic Layer</w:t>
-      </w:r>
-    </w:p>
-    <w:p>
-      <w:pPr>
-        <w:rPr>
-          <w:rFonts w:ascii="Calibri" w:hAnsi="Calibri" w:cs="Calibri"/>
-          <w:sz w:val="22"/>
-          <w:szCs w:val="22"/>
-        </w:rPr>
-      </w:pPr>
-      <w:r>
-        <w:rPr>
-          <w:rFonts w:ascii="Calibri" w:hAnsi="Calibri" w:cs="Calibri"/>
-          <w:sz w:val="22"/>
-          <w:szCs w:val="22"/>
-        </w:rPr>
-        <w:t xml:space="preserve">    subgraph Server ["&lt;b&gt;Application Server (FastAPI)&lt;/b&gt;"]</w:t>
-      </w:r>
-    </w:p>
-    <w:p>
-      <w:pPr>
-        <w:rPr>
-          <w:rFonts w:ascii="Calibri" w:hAnsi="Calibri" w:cs="Calibri"/>
-          <w:sz w:val="22"/>
-          <w:szCs w:val="22"/>
-        </w:rPr>
-      </w:pPr>
-      <w:r>
-        <w:rPr>
-          <w:rFonts w:ascii="Calibri" w:hAnsi="Calibri" w:cs="Calibri"/>
-          <w:sz w:val="22"/>
-          <w:szCs w:val="22"/>
-        </w:rPr>
-        <w:t xml:space="preserve">        Router["&lt;b&gt;API &amp; WebSocket Router&lt;/b&gt;"]:::backend</w:t>
-      </w:r>
-    </w:p>
-    <w:p>
-      <w:pPr>
-        <w:rPr>
-          <w:rFonts w:ascii="Calibri" w:hAnsi="Calibri" w:cs="Calibri"/>
-          <w:sz w:val="22"/>
-          <w:szCs w:val="22"/>
-        </w:rPr>
-      </w:pPr>
-      <w:r>
-        <w:rPr>
-          <w:rFonts w:ascii="Calibri" w:hAnsi="Calibri" w:cs="Calibri"/>
-          <w:sz w:val="22"/>
-          <w:szCs w:val="22"/>
-        </w:rPr>
-        <w:t xml:space="preserve">        ConfigEngine["&lt;b&gt;Configurator Logic Engine&lt;/b&gt;"]:::backend</w:t>
-      </w:r>
-    </w:p>
-    <w:p>
-      <w:pPr>
-        <w:rPr>
-          <w:rFonts w:ascii="Calibri" w:hAnsi="Calibri" w:cs="Calibri"/>
-          <w:sz w:val="22"/>
-          <w:szCs w:val="22"/>
-        </w:rPr>
-      </w:pPr>
-      <w:r>
-        <w:rPr>
-          <w:rFonts w:ascii="Calibri" w:hAnsi="Calibri" w:cs="Calibri"/>
-          <w:sz w:val="22"/>
-          <w:szCs w:val="22"/>
-        </w:rPr>
-        <w:t xml:space="preserve">        ListGen["&lt;b&gt;BOM / Invoice Generator&lt;/b&gt;"]:::backend</w:t>
-      </w:r>
-    </w:p>
-    <w:p>
-      <w:pPr>
-        <w:rPr>
-          <w:rFonts w:ascii="Calibri" w:hAnsi="Calibri" w:cs="Calibri"/>
-          <w:sz w:val="22"/>
-          <w:szCs w:val="22"/>
-        </w:rPr>
-      </w:pPr>
-      <w:r>
-        <w:rPr>
-          <w:rFonts w:ascii="Calibri" w:hAnsi="Calibri" w:cs="Calibri"/>
-          <w:sz w:val="22"/>
-          <w:szCs w:val="22"/>
-        </w:rPr>
-        <w:t xml:space="preserve">        StateMgr["&lt;b&gt;Session State Manager&lt;/b&gt;"]:::backend</w:t>
-      </w:r>
-    </w:p>
-    <w:p>
-      <w:pPr>
-        <w:rPr>
-          <w:rFonts w:ascii="Calibri" w:hAnsi="Calibri" w:cs="Calibri"/>
-          <w:sz w:val="22"/>
-          <w:szCs w:val="22"/>
-        </w:rPr>
-      </w:pPr>
-      <w:r>
-        <w:rPr>
-          <w:rFonts w:ascii="Calibri" w:hAnsi="Calibri" w:cs="Calibri"/>
-          <w:sz w:val="22"/>
-          <w:szCs w:val="22"/>
-        </w:rPr>
-        <w:t xml:space="preserve">        PromptGen["&lt;b&gt;Dynamic Prompt Generator&lt;/b&gt;"]:::backend</w:t>
-      </w:r>
-    </w:p>
-    <w:p>
-      <w:pPr>
-        <w:rPr>
-          <w:rFonts w:ascii="Calibri" w:hAnsi="Calibri" w:cs="Calibri"/>
-          <w:sz w:val="22"/>
-          <w:szCs w:val="22"/>
-        </w:rPr>
-      </w:pPr>
-      <w:r>
-        <w:rPr>
-          <w:rFonts w:ascii="Calibri" w:hAnsi="Calibri" w:cs="Calibri"/>
-          <w:sz w:val="22"/>
-          <w:szCs w:val="22"/>
-        </w:rPr>
-        <w:t xml:space="preserve">    end</w:t>
-      </w:r>
-    </w:p>
-    <w:p>
-      <w:pPr>
-        <w:rPr>
-          <w:rFonts w:ascii="Calibri" w:hAnsi="Calibri" w:cs="Calibri"/>
-          <w:sz w:val="22"/>
-          <w:szCs w:val="22"/>
-        </w:rPr>
-      </w:pPr>
-    </w:p>
-    <w:p>
-      <w:pPr>
-        <w:rPr>
-          <w:rFonts w:ascii="Calibri" w:hAnsi="Calibri" w:cs="Calibri"/>
-          <w:sz w:val="22"/>
-          <w:szCs w:val="22"/>
-        </w:rPr>
-      </w:pPr>
-      <w:r>
-        <w:rPr>
-          <w:rFonts w:ascii="Calibri" w:hAnsi="Calibri" w:cs="Calibri"/>
-          <w:sz w:val="22"/>
-          <w:szCs w:val="22"/>
-        </w:rPr>
-        <w:t xml:space="preserve">    %% 3. Data Layer (The Knowledge Base)</w:t>
-      </w:r>
-    </w:p>
-    <w:p>
-      <w:pPr>
-        <w:rPr>
-          <w:rFonts w:ascii="Calibri" w:hAnsi="Calibri" w:cs="Calibri"/>
-          <w:sz w:val="22"/>
-          <w:szCs w:val="22"/>
-        </w:rPr>
-      </w:pPr>
-      <w:r>
-        <w:rPr>
-          <w:rFonts w:ascii="Calibri" w:hAnsi="Calibri" w:cs="Calibri"/>
-          <w:sz w:val="22"/>
-          <w:szCs w:val="22"/>
-        </w:rPr>
-        <w:t xml:space="preserve">    subgraph KnowledgeBase ["&lt;b&gt;Central Database (PostgreSQL)&lt;/b&gt;"]</w:t>
-      </w:r>
-    </w:p>
-    <w:p>
-      <w:pPr>
-        <w:rPr>
-          <w:rFonts w:ascii="Calibri" w:hAnsi="Calibri" w:cs="Calibri"/>
-          <w:sz w:val="22"/>
-          <w:szCs w:val="22"/>
-        </w:rPr>
-      </w:pPr>
-      <w:r>
-        <w:rPr>
-          <w:rFonts w:ascii="Calibri" w:hAnsi="Calibri" w:cs="Calibri"/>
-          <w:sz w:val="22"/>
-          <w:szCs w:val="22"/>
-        </w:rPr>
-        <w:t xml:space="preserve">        DB[("&lt;b&gt;Master DB&lt;/b&gt;")]:::database</w:t>
-      </w:r>
-    </w:p>
-    <w:p>
-      <w:pPr>
-        <w:rPr>
-          <w:rFonts w:ascii="Calibri" w:hAnsi="Calibri" w:cs="Calibri"/>
-          <w:sz w:val="22"/>
-          <w:szCs w:val="22"/>
-        </w:rPr>
-      </w:pPr>
-      <w:r>
-        <w:rPr>
-          <w:rFonts w:ascii="Calibri" w:hAnsi="Calibri" w:cs="Calibri"/>
-          <w:sz w:val="22"/>
-          <w:szCs w:val="22"/>
-        </w:rPr>
-        <w:t xml:space="preserve">        Platforms["&lt;b&gt;Platforms:&lt;/b&gt;&lt;br/&gt;UGV, UAV, Arm, Grip"]:::database</w:t>
-      </w:r>
-    </w:p>
-    <w:p>
-      <w:pPr>
-        <w:rPr>
-          <w:rFonts w:ascii="Calibri" w:hAnsi="Calibri" w:cs="Calibri"/>
-          <w:sz w:val="22"/>
-          <w:szCs w:val="22"/>
-        </w:rPr>
-      </w:pPr>
-      <w:r>
-        <w:rPr>
-          <w:rFonts w:ascii="Calibri" w:hAnsi="Calibri" w:cs="Calibri"/>
-          <w:sz w:val="22"/>
-          <w:szCs w:val="22"/>
-        </w:rPr>
-        <w:t xml:space="preserve">        Variants["&lt;b&gt;Variants:&lt;/b&gt;&lt;br/&gt;2W/4W, Quad/Hexa, DoF"]:::database</w:t>
-      </w:r>
-    </w:p>
-    <w:p>
-      <w:pPr>
-        <w:rPr>
-          <w:rFonts w:ascii="Calibri" w:hAnsi="Calibri" w:cs="Calibri"/>
-          <w:sz w:val="22"/>
-          <w:szCs w:val="22"/>
-        </w:rPr>
-      </w:pPr>
-      <w:r>
-        <w:rPr>
-          <w:rFonts w:ascii="Calibri" w:hAnsi="Calibri" w:cs="Calibri"/>
-          <w:sz w:val="22"/>
-          <w:szCs w:val="22"/>
-        </w:rPr>
-        <w:t xml:space="preserve">        PriceData["&lt;b&gt;Price Catalog&lt;/b&gt;"]:::database</w:t>
-      </w:r>
-    </w:p>
-    <w:p>
-      <w:pPr>
-        <w:rPr>
-          <w:rFonts w:ascii="Calibri" w:hAnsi="Calibri" w:cs="Calibri"/>
-          <w:sz w:val="22"/>
-          <w:szCs w:val="22"/>
-        </w:rPr>
-      </w:pPr>
-      <w:r>
-        <w:rPr>
-          <w:rFonts w:ascii="Calibri" w:hAnsi="Calibri" w:cs="Calibri"/>
-          <w:sz w:val="22"/>
-          <w:szCs w:val="22"/>
-        </w:rPr>
-        <w:lastRenderedPageBreak/>
-        <w:t xml:space="preserve">        Netlists["&lt;b&gt;Wiring &amp; Pinout Rules&lt;/b&gt;"]:::database</w:t>
-      </w:r>
-    </w:p>
-    <w:p>
-      <w:pPr>
-        <w:rPr>
-          <w:rFonts w:ascii="Calibri" w:hAnsi="Calibri" w:cs="Calibri"/>
-          <w:sz w:val="22"/>
-          <w:szCs w:val="22"/>
-        </w:rPr>
-      </w:pPr>
-      <w:r>
-        <w:rPr>
-          <w:rFonts w:ascii="Calibri" w:hAnsi="Calibri" w:cs="Calibri"/>
-          <w:sz w:val="22"/>
-          <w:szCs w:val="22"/>
-        </w:rPr>
-        <w:t xml:space="preserve">        </w:t>
-      </w:r>
-    </w:p>
-    <w:p>
-      <w:pPr>
-        <w:rPr>
-          <w:rFonts w:ascii="Calibri" w:hAnsi="Calibri" w:cs="Calibri"/>
-          <w:sz w:val="22"/>
-          <w:szCs w:val="22"/>
-        </w:rPr>
-      </w:pPr>
-      <w:r>
-        <w:rPr>
-          <w:rFonts w:ascii="Calibri" w:hAnsi="Calibri" w:cs="Calibri"/>
-          <w:sz w:val="22"/>
-          <w:szCs w:val="22"/>
-        </w:rPr>
-        <w:t xml:space="preserve">        DB --- Platforms</w:t>
-      </w:r>
-    </w:p>
-    <w:p>
-      <w:pPr>
-        <w:rPr>
-          <w:rFonts w:ascii="Calibri" w:hAnsi="Calibri" w:cs="Calibri"/>
-          <w:sz w:val="22"/>
-          <w:szCs w:val="22"/>
-        </w:rPr>
-      </w:pPr>
-      <w:r>
-        <w:rPr>
-          <w:rFonts w:ascii="Calibri" w:hAnsi="Calibri" w:cs="Calibri"/>
-          <w:sz w:val="22"/>
-          <w:szCs w:val="22"/>
-        </w:rPr>
-        <w:t xml:space="preserve">        DB --- Variants</w:t>
-      </w:r>
-    </w:p>
-    <w:p>
-      <w:pPr>
-        <w:rPr>
-          <w:rFonts w:ascii="Calibri" w:hAnsi="Calibri" w:cs="Calibri"/>
-          <w:sz w:val="22"/>
-          <w:szCs w:val="22"/>
-        </w:rPr>
-      </w:pPr>
-      <w:r>
-        <w:rPr>
-          <w:rFonts w:ascii="Calibri" w:hAnsi="Calibri" w:cs="Calibri"/>
-          <w:sz w:val="22"/>
-          <w:szCs w:val="22"/>
-        </w:rPr>
-        <w:t xml:space="preserve">        DB --- PriceData</w:t>
-      </w:r>
-    </w:p>
-    <w:p>
-      <w:pPr>
-        <w:rPr>
-          <w:rFonts w:ascii="Calibri" w:hAnsi="Calibri" w:cs="Calibri"/>
-          <w:sz w:val="22"/>
-          <w:szCs w:val="22"/>
-        </w:rPr>
-      </w:pPr>
-      <w:r>
-        <w:rPr>
-          <w:rFonts w:ascii="Calibri" w:hAnsi="Calibri" w:cs="Calibri"/>
-          <w:sz w:val="22"/>
-          <w:szCs w:val="22"/>
-        </w:rPr>
-        <w:t xml:space="preserve">        DB --- Netlists</w:t>
-      </w:r>
-    </w:p>
-    <w:p>
-      <w:pPr>
-        <w:rPr>
-          <w:rFonts w:ascii="Calibri" w:hAnsi="Calibri" w:cs="Calibri"/>
-          <w:sz w:val="22"/>
-          <w:szCs w:val="22"/>
-        </w:rPr>
-      </w:pPr>
-      <w:r>
-        <w:rPr>
-          <w:rFonts w:ascii="Calibri" w:hAnsi="Calibri" w:cs="Calibri"/>
-          <w:sz w:val="22"/>
-          <w:szCs w:val="22"/>
-        </w:rPr>
-        <w:t xml:space="preserve">    end</w:t>
-      </w:r>
-    </w:p>
-    <w:p>
-      <w:pPr>
-        <w:rPr>
-          <w:rFonts w:ascii="Calibri" w:hAnsi="Calibri" w:cs="Calibri"/>
-          <w:sz w:val="22"/>
-          <w:szCs w:val="22"/>
-        </w:rPr>
-      </w:pPr>
-    </w:p>
-    <w:p>
-      <w:pPr>
-        <w:rPr>
-          <w:rFonts w:ascii="Calibri" w:hAnsi="Calibri" w:cs="Calibri"/>
-          <w:sz w:val="22"/>
-          <w:szCs w:val="22"/>
-        </w:rPr>
-      </w:pPr>
-      <w:r>
-        <w:rPr>
-          <w:rFonts w:ascii="Calibri" w:hAnsi="Calibri" w:cs="Calibri"/>
-          <w:sz w:val="22"/>
-          <w:szCs w:val="22"/>
-        </w:rPr>
-        <w:t xml:space="preserve">    %% 4. AI / Vision Layer</w:t>
-      </w:r>
-    </w:p>
-    <w:p>
-      <w:pPr>
-        <w:rPr>
-          <w:rFonts w:ascii="Calibri" w:hAnsi="Calibri" w:cs="Calibri"/>
-          <w:sz w:val="22"/>
-          <w:szCs w:val="22"/>
-        </w:rPr>
-      </w:pPr>
-      <w:r>
-        <w:rPr>
-          <w:rFonts w:ascii="Calibri" w:hAnsi="Calibri" w:cs="Calibri"/>
-          <w:sz w:val="22"/>
-          <w:szCs w:val="22"/>
-        </w:rPr>
-        <w:t xml:space="preserve">    subgraph AILayer ["&lt;b&gt;AI / VLM Layer&lt;/b&gt;"]</w:t>
-      </w:r>
-    </w:p>
-    <w:p>
-      <w:pPr>
-        <w:rPr>
-          <w:rFonts w:ascii="Calibri" w:hAnsi="Calibri" w:cs="Calibri"/>
-          <w:sz w:val="22"/>
-          <w:szCs w:val="22"/>
-        </w:rPr>
-      </w:pPr>
-      <w:r>
-        <w:rPr>
-          <w:rFonts w:ascii="Calibri" w:hAnsi="Calibri" w:cs="Calibri"/>
-          <w:sz w:val="22"/>
-          <w:szCs w:val="22"/>
-        </w:rPr>
-        <w:t xml:space="preserve">        VLM["&lt;b&gt;Claude 3.5 / Gemini 1.5 Pro&lt;/b&gt;"]:::ai</w:t>
-      </w:r>
-    </w:p>
-    <w:p>
-      <w:pPr>
-        <w:rPr>
-          <w:rFonts w:ascii="Calibri" w:hAnsi="Calibri" w:cs="Calibri"/>
-          <w:sz w:val="22"/>
-          <w:szCs w:val="22"/>
-        </w:rPr>
-      </w:pPr>
-      <w:r>
-        <w:rPr>
-          <w:rFonts w:ascii="Calibri" w:hAnsi="Calibri" w:cs="Calibri"/>
-          <w:sz w:val="22"/>
-          <w:szCs w:val="22"/>
-        </w:rPr>
-        <w:t xml:space="preserve">    end</w:t>
-      </w:r>
-    </w:p>
-    <w:p>
-      <w:pPr>
-        <w:rPr>
-          <w:rFonts w:ascii="Calibri" w:hAnsi="Calibri" w:cs="Calibri"/>
-          <w:sz w:val="22"/>
-          <w:szCs w:val="22"/>
-        </w:rPr>
-      </w:pPr>
-    </w:p>
-    <w:p>
-      <w:pPr>
-        <w:rPr>
-          <w:rFonts w:ascii="Calibri" w:hAnsi="Calibri" w:cs="Calibri"/>
-          <w:sz w:val="22"/>
-          <w:szCs w:val="22"/>
-        </w:rPr>
-      </w:pPr>
-      <w:r>
-        <w:rPr>
-          <w:rFonts w:ascii="Calibri" w:hAnsi="Calibri" w:cs="Calibri"/>
-          <w:sz w:val="22"/>
-          <w:szCs w:val="22"/>
-        </w:rPr>
-        <w:t xml:space="preserve">    %% --- CONNECTIONS &amp; DATA FLOW ---</w:t>
-      </w:r>
-    </w:p>
-    <w:p>
-      <w:pPr>
-        <w:rPr>
-          <w:rFonts w:ascii="Calibri" w:hAnsi="Calibri" w:cs="Calibri"/>
-          <w:sz w:val="22"/>
-          <w:szCs w:val="22"/>
-        </w:rPr>
-      </w:pPr>
-    </w:p>
-    <w:p>
-      <w:pPr>
-        <w:rPr>
-          <w:rFonts w:ascii="Calibri" w:hAnsi="Calibri" w:cs="Calibri"/>
-          <w:sz w:val="22"/>
-          <w:szCs w:val="22"/>
-        </w:rPr>
-      </w:pPr>
-      <w:r>
-        <w:rPr>
-          <w:rFonts w:ascii="Calibri" w:hAnsi="Calibri" w:cs="Calibri"/>
-          <w:sz w:val="22"/>
-          <w:szCs w:val="22"/>
-        </w:rPr>
-        <w:t xml:space="preserve">    %% Phase 1: Configuration Flow</w:t>
-      </w:r>
-    </w:p>
-    <w:p>
-      <w:pPr>
-        <w:rPr>
-          <w:rFonts w:ascii="Calibri" w:hAnsi="Calibri" w:cs="Calibri"/>
-          <w:sz w:val="22"/>
-          <w:szCs w:val="22"/>
-        </w:rPr>
-      </w:pPr>
-      <w:r>
-        <w:rPr>
-          <w:rFonts w:ascii="Calibri" w:hAnsi="Calibri" w:cs="Calibri"/>
-          <w:sz w:val="22"/>
-          <w:szCs w:val="22"/>
-        </w:rPr>
-        <w:t xml:space="preserve">    UI --&gt; ModeSel</w:t>
-      </w:r>
-    </w:p>
-    <w:p>
-      <w:pPr>
-        <w:rPr>
-          <w:rFonts w:ascii="Calibri" w:hAnsi="Calibri" w:cs="Calibri"/>
-          <w:sz w:val="22"/>
-          <w:szCs w:val="22"/>
-        </w:rPr>
-      </w:pPr>
-      <w:r>
-        <w:rPr>
-          <w:rFonts w:ascii="Calibri" w:hAnsi="Calibri" w:cs="Calibri"/>
-          <w:sz w:val="22"/>
-          <w:szCs w:val="22"/>
-        </w:rPr>
-        <w:t xml:space="preserve">    ModeSel -- "&lt;b&gt;Generate List&lt;/b&gt;" --&gt; ConfigWizard</w:t>
-      </w:r>
-    </w:p>
-    <w:p>
-      <w:pPr>
-        <w:rPr>
-          <w:rFonts w:ascii="Calibri" w:hAnsi="Calibri" w:cs="Calibri"/>
-          <w:sz w:val="22"/>
-          <w:szCs w:val="22"/>
-        </w:rPr>
-      </w:pPr>
-      <w:r>
-        <w:rPr>
-          <w:rFonts w:ascii="Calibri" w:hAnsi="Calibri" w:cs="Calibri"/>
-          <w:sz w:val="22"/>
-          <w:szCs w:val="22"/>
-        </w:rPr>
-        <w:t xml:space="preserve">    ConfigWizard --&gt; CostSlider</w:t>
-      </w:r>
-    </w:p>
-    <w:p>
-      <w:pPr>
-        <w:rPr>
-          <w:rFonts w:ascii="Calibri" w:hAnsi="Calibri" w:cs="Calibri"/>
-          <w:sz w:val="22"/>
-          <w:szCs w:val="22"/>
-        </w:rPr>
-      </w:pPr>
-      <w:r>
-        <w:rPr>
-          <w:rFonts w:ascii="Calibri" w:hAnsi="Calibri" w:cs="Calibri"/>
-          <w:sz w:val="22"/>
-          <w:szCs w:val="22"/>
-        </w:rPr>
-        <w:t xml:space="preserve">    CostSlider -- "&lt;b&gt;Budget Params&lt;/b&gt;" --&gt; Router</w:t>
-      </w:r>
-    </w:p>
-    <w:p>
-      <w:pPr>
-        <w:rPr>
-          <w:rFonts w:ascii="Calibri" w:hAnsi="Calibri" w:cs="Calibri"/>
-          <w:sz w:val="22"/>
-          <w:szCs w:val="22"/>
-        </w:rPr>
-      </w:pPr>
-      <w:r>
-        <w:rPr>
-          <w:rFonts w:ascii="Calibri" w:hAnsi="Calibri" w:cs="Calibri"/>
-          <w:sz w:val="22"/>
-          <w:szCs w:val="22"/>
-        </w:rPr>
-        <w:t xml:space="preserve">    </w:t>
-      </w:r>
-    </w:p>
-    <w:p>
-      <w:pPr>
-        <w:rPr>
-          <w:rFonts w:ascii="Calibri" w:hAnsi="Calibri" w:cs="Calibri"/>
-          <w:sz w:val="22"/>
-          <w:szCs w:val="22"/>
-        </w:rPr>
-      </w:pPr>
-      <w:r>
-        <w:rPr>
-          <w:rFonts w:ascii="Calibri" w:hAnsi="Calibri" w:cs="Calibri"/>
-          <w:sz w:val="22"/>
-          <w:szCs w:val="22"/>
-        </w:rPr>
-        <w:t xml:space="preserve">    %% Backend DB Interaction</w:t>
-      </w:r>
-    </w:p>
-    <w:p>
-      <w:pPr>
-        <w:rPr>
-          <w:rFonts w:ascii="Calibri" w:hAnsi="Calibri" w:cs="Calibri"/>
-          <w:sz w:val="22"/>
-          <w:szCs w:val="22"/>
-        </w:rPr>
-      </w:pPr>
-      <w:r>
-        <w:rPr>
-          <w:rFonts w:ascii="Calibri" w:hAnsi="Calibri" w:cs="Calibri"/>
-          <w:sz w:val="22"/>
-          <w:szCs w:val="22"/>
-        </w:rPr>
-        <w:t xml:space="preserve">    Router &lt;--&gt; ConfigEngine</w:t>
-      </w:r>
-    </w:p>
-    <w:p>
-      <w:pPr>
-        <w:rPr>
-          <w:rFonts w:ascii="Calibri" w:hAnsi="Calibri" w:cs="Calibri"/>
-          <w:sz w:val="22"/>
-          <w:szCs w:val="22"/>
-        </w:rPr>
-      </w:pPr>
-      <w:r>
-        <w:rPr>
-          <w:rFonts w:ascii="Calibri" w:hAnsi="Calibri" w:cs="Calibri"/>
-          <w:sz w:val="22"/>
-          <w:szCs w:val="22"/>
-        </w:rPr>
-        <w:t xml:space="preserve">    ConfigEngine -- "&lt;b&gt;Fetch Specs &amp; Costs&lt;/b&gt;" --&gt; DB</w:t>
-      </w:r>
-    </w:p>
-    <w:p>
-      <w:pPr>
-        <w:rPr>
-          <w:rFonts w:ascii="Calibri" w:hAnsi="Calibri" w:cs="Calibri"/>
-          <w:sz w:val="22"/>
-          <w:szCs w:val="22"/>
-        </w:rPr>
-      </w:pPr>
-      <w:r>
-        <w:rPr>
-          <w:rFonts w:ascii="Calibri" w:hAnsi="Calibri" w:cs="Calibri"/>
-          <w:sz w:val="22"/>
-          <w:szCs w:val="22"/>
-        </w:rPr>
-        <w:t xml:space="preserve">    ConfigEngine --&gt; ListGen</w:t>
-      </w:r>
-    </w:p>
-    <w:p>
-      <w:pPr>
-        <w:rPr>
-          <w:rFonts w:ascii="Calibri" w:hAnsi="Calibri" w:cs="Calibri"/>
-          <w:sz w:val="22"/>
-          <w:szCs w:val="22"/>
-        </w:rPr>
-      </w:pPr>
-      <w:r>
-        <w:rPr>
-          <w:rFonts w:ascii="Calibri" w:hAnsi="Calibri" w:cs="Calibri"/>
-          <w:sz w:val="22"/>
-          <w:szCs w:val="22"/>
-        </w:rPr>
-        <w:t xml:space="preserve">    ListGen -- "&lt;b&gt;Final Hardware List&lt;/b&gt;" --&gt; UI</w:t>
-      </w:r>
-    </w:p>
-    <w:p>
-      <w:pPr>
-        <w:rPr>
-          <w:rFonts w:ascii="Calibri" w:hAnsi="Calibri" w:cs="Calibri"/>
-          <w:sz w:val="22"/>
-          <w:szCs w:val="22"/>
-        </w:rPr>
-      </w:pPr>
-    </w:p>
-    <w:p>
-      <w:pPr>
-        <w:rPr>
-          <w:rFonts w:ascii="Calibri" w:hAnsi="Calibri" w:cs="Calibri"/>
-          <w:sz w:val="22"/>
-          <w:szCs w:val="22"/>
-        </w:rPr>
-      </w:pPr>
-      <w:r>
-        <w:rPr>
-          <w:rFonts w:ascii="Calibri" w:hAnsi="Calibri" w:cs="Calibri"/>
-          <w:sz w:val="22"/>
-          <w:szCs w:val="22"/>
-        </w:rPr>
-        <w:t xml:space="preserve">    %% Phase 2: State Hand-off (The Bridge)</w:t>
-      </w:r>
-    </w:p>
-    <w:p>
-      <w:pPr>
-        <w:rPr>
-          <w:rFonts w:ascii="Calibri" w:hAnsi="Calibri" w:cs="Calibri"/>
-          <w:sz w:val="22"/>
-          <w:szCs w:val="22"/>
-        </w:rPr>
-      </w:pPr>
-      <w:r>
-        <w:rPr>
-          <w:rFonts w:ascii="Calibri" w:hAnsi="Calibri" w:cs="Calibri"/>
-          <w:sz w:val="22"/>
-          <w:szCs w:val="22"/>
-        </w:rPr>
-        <w:t xml:space="preserve">    ListGen -- "&lt;b&gt;Lock Selection&lt;/b&gt;" --&gt; StateMgr</w:t>
-      </w:r>
-    </w:p>
-    <w:p>
-      <w:pPr>
-        <w:rPr>
-          <w:rFonts w:ascii="Calibri" w:hAnsi="Calibri" w:cs="Calibri"/>
-          <w:sz w:val="22"/>
-          <w:szCs w:val="22"/>
-        </w:rPr>
-      </w:pPr>
-      <w:r>
-        <w:rPr>
-          <w:rFonts w:ascii="Calibri" w:hAnsi="Calibri" w:cs="Calibri"/>
-          <w:sz w:val="22"/>
-          <w:szCs w:val="22"/>
-        </w:rPr>
-        <w:t xml:space="preserve">    ModeSel -- "&lt;b&gt;Direct Purchase&lt;/b&gt;" --&gt; StateMgr</w:t>
-      </w:r>
-    </w:p>
-    <w:p>
-      <w:pPr>
-        <w:rPr>
-          <w:rFonts w:ascii="Calibri" w:hAnsi="Calibri" w:cs="Calibri"/>
-          <w:sz w:val="22"/>
-          <w:szCs w:val="22"/>
-        </w:rPr>
-      </w:pPr>
-    </w:p>
-    <w:p>
-      <w:pPr>
-        <w:rPr>
-          <w:rFonts w:ascii="Calibri" w:hAnsi="Calibri" w:cs="Calibri"/>
-          <w:sz w:val="22"/>
-          <w:szCs w:val="22"/>
-        </w:rPr>
-      </w:pPr>
-      <w:r>
-        <w:rPr>
-          <w:rFonts w:ascii="Calibri" w:hAnsi="Calibri" w:cs="Calibri"/>
-          <w:sz w:val="22"/>
-          <w:szCs w:val="22"/>
-        </w:rPr>
-        <w:t xml:space="preserve">    %% Phase 3: Real-Time Assembly Guidance</w:t>
-      </w:r>
-    </w:p>
-    <w:p>
-      <w:pPr>
-        <w:rPr>
-          <w:rFonts w:ascii="Calibri" w:hAnsi="Calibri" w:cs="Calibri"/>
-          <w:sz w:val="22"/>
-          <w:szCs w:val="22"/>
-        </w:rPr>
-      </w:pPr>
-      <w:r>
-        <w:rPr>
-          <w:rFonts w:ascii="Calibri" w:hAnsi="Calibri" w:cs="Calibri"/>
-          <w:sz w:val="22"/>
-          <w:szCs w:val="22"/>
-        </w:rPr>
-        <w:t xml:space="preserve">    Cam -- "&lt;b&gt;Base64 Video Stream&lt;/b&gt;" --&gt; Router</w:t>
-      </w:r>
-    </w:p>
-    <w:p>
-      <w:pPr>
-        <w:rPr>
-          <w:rFonts w:ascii="Calibri" w:hAnsi="Calibri" w:cs="Calibri"/>
-          <w:sz w:val="22"/>
-          <w:szCs w:val="22"/>
-        </w:rPr>
-      </w:pPr>
-      <w:r>
-        <w:rPr>
-          <w:rFonts w:ascii="Calibri" w:hAnsi="Calibri" w:cs="Calibri"/>
-          <w:sz w:val="22"/>
-          <w:szCs w:val="22"/>
-        </w:rPr>
-        <w:t xml:space="preserve">    Router --&gt; PromptGen</w:t>
-      </w:r>
-    </w:p>
-    <w:p>
-      <w:pPr>
-        <w:rPr>
-          <w:rFonts w:ascii="Calibri" w:hAnsi="Calibri" w:cs="Calibri"/>
-          <w:sz w:val="22"/>
-          <w:szCs w:val="22"/>
-        </w:rPr>
-      </w:pPr>
-      <w:r>
-        <w:rPr>
-          <w:rFonts w:ascii="Calibri" w:hAnsi="Calibri" w:cs="Calibri"/>
-          <w:sz w:val="22"/>
-          <w:szCs w:val="22"/>
-        </w:rPr>
-        <w:t xml:space="preserve">    StateMgr -- "&lt;b&gt;Inject Selected Hardware Context&lt;/b&gt;" --&gt; PromptGen</w:t>
-      </w:r>
-    </w:p>
-    <w:p>
-      <w:pPr>
-        <w:rPr>
-          <w:rFonts w:ascii="Calibri" w:hAnsi="Calibri" w:cs="Calibri"/>
-          <w:sz w:val="22"/>
-          <w:szCs w:val="22"/>
-        </w:rPr>
-      </w:pPr>
-      <w:r>
-        <w:rPr>
-          <w:rFonts w:ascii="Calibri" w:hAnsi="Calibri" w:cs="Calibri"/>
-          <w:sz w:val="22"/>
-          <w:szCs w:val="22"/>
-        </w:rPr>
-        <w:t xml:space="preserve">    </w:t>
-      </w:r>
-    </w:p>
-    <w:p>
-      <w:pPr>
-        <w:rPr>
-          <w:rFonts w:ascii="Calibri" w:hAnsi="Calibri" w:cs="Calibri"/>
-          <w:sz w:val="22"/>
-          <w:szCs w:val="22"/>
-        </w:rPr>
-      </w:pPr>
-      <w:r>
-        <w:rPr>
-          <w:rFonts w:ascii="Calibri" w:hAnsi="Calibri" w:cs="Calibri"/>
-          <w:sz w:val="22"/>
-          <w:szCs w:val="22"/>
-        </w:rPr>
-        <w:t xml:space="preserve">    PromptGen -- "&lt;b&gt;Query Wiring Rules&lt;/b&gt;" --&gt; DB</w:t>
-      </w:r>
-    </w:p>
-    <w:p>
-      <w:pPr>
-        <w:rPr>
-          <w:rFonts w:ascii="Calibri" w:hAnsi="Calibri" w:cs="Calibri"/>
-          <w:sz w:val="22"/>
-          <w:szCs w:val="22"/>
-        </w:rPr>
-      </w:pPr>
-      <w:r>
-        <w:rPr>
-          <w:rFonts w:ascii="Calibri" w:hAnsi="Calibri" w:cs="Calibri"/>
-          <w:sz w:val="22"/>
-          <w:szCs w:val="22"/>
-        </w:rPr>
-        <w:t xml:space="preserve">    PromptGen -- "&lt;b&gt;Image + Manifest + Rules&lt;/b&gt;" --&gt; VLM</w:t>
-      </w:r>
-    </w:p>
-    <w:p>
-      <w:pPr>
-        <w:rPr>
-          <w:rFonts w:ascii="Calibri" w:hAnsi="Calibri" w:cs="Calibri"/>
-          <w:sz w:val="22"/>
-          <w:szCs w:val="22"/>
-        </w:rPr>
-      </w:pPr>
-      <w:r>
-        <w:rPr>
-          <w:rFonts w:ascii="Calibri" w:hAnsi="Calibri" w:cs="Calibri"/>
-          <w:sz w:val="22"/>
-          <w:szCs w:val="22"/>
-        </w:rPr>
-        <w:t xml:space="preserve">    </w:t>
-      </w:r>
-    </w:p>
-    <w:p>
-      <w:pPr>
-        <w:rPr>
-          <w:rFonts w:ascii="Calibri" w:hAnsi="Calibri" w:cs="Calibri"/>
-          <w:sz w:val="22"/>
-          <w:szCs w:val="22"/>
-        </w:rPr>
-      </w:pPr>
-      <w:r>
-        <w:rPr>
-          <w:rFonts w:ascii="Calibri" w:hAnsi="Calibri" w:cs="Calibri"/>
-          <w:sz w:val="22"/>
-          <w:szCs w:val="22"/>
-        </w:rPr>
-        <w:t xml:space="preserve">    VLM -- "&lt;b&gt;JSON Analysis &amp; Coords&lt;/b&gt;" --&gt; Router</w:t>
-      </w:r>
-    </w:p>
-    <w:p>
-      <w:pPr>
-        <w:rPr>
-          <w:rFonts w:ascii="Calibri" w:hAnsi="Calibri" w:cs="Calibri"/>
-          <w:sz w:val="22"/>
-          <w:szCs w:val="22"/>
-        </w:rPr>
-      </w:pPr>
-      <w:r>
-        <w:rPr>
-          <w:rFonts w:ascii="Calibri" w:hAnsi="Calibri" w:cs="Calibri"/>
-          <w:sz w:val="22"/>
-          <w:szCs w:val="22"/>
-        </w:rPr>
-        <w:t xml:space="preserve">    Router -- "&lt;b&gt;Overlay Data&lt;/b&gt;" --&gt; AR</w:t>
-      </w:r>
-    </w:p>
-    <w:p>
-      <w:pPr>
-        <w:rPr>
-          <w:rFonts w:ascii="Calibri" w:hAnsi="Calibri" w:cs="Calibri"/>
-          <w:b/>
-          <w:bCs/>
-          <w:sz w:val="22"/>
-          <w:szCs w:val="22"/>
-        </w:rPr>
-      </w:pPr>
-      <w:r>
-        <w:rPr>
-          <w:rFonts w:ascii="Calibri" w:hAnsi="Calibri" w:cs="Calibri"/>
-          <w:b/>
-          <w:bCs/>
-          <w:sz w:val="22"/>
-          <w:szCs w:val="22"/>
-        </w:rPr>
         <w:t>3. Critical Components &amp; Key Tools</w:t>
       </w:r>
     </w:p>
@@ -1631,6 +404,7 @@
           <w:sz w:val="22"/>
           <w:szCs w:val="22"/>
         </w:rPr>
+        <w:lastRenderedPageBreak/>
         <w:t>WebRTC:</w:t>
       </w:r>
       <w:r>
@@ -1962,7 +736,6 @@
           <w:sz w:val="22"/>
           <w:szCs w:val="22"/>
         </w:rPr>
-        <w:lastRenderedPageBreak/>
         <w:t>Step 3: Universal Scaling:</w:t>
       </w:r>
       <w:r>
@@ -2150,6 +923,47 @@
           <w:szCs w:val="22"/>
         </w:rPr>
       </w:pPr>
+      <w:r>
+        <w:rPr>
+          <w:noProof/>
+        </w:rPr>
+        <w:lastRenderedPageBreak/>
+        <w:drawing>
+          <wp:inline distT="0" distB="0" distL="0" distR="0" wp14:anchorId="14572C43" wp14:editId="44DA10AB">
+            <wp:extent cx="5731510" cy="3128645"/>
+            <wp:effectExtent l="0" t="0" r="2540" b="0"/>
+            <wp:docPr id="72796371" name="Picture 1"/>
+            <wp:cNvGraphicFramePr>
+              <a:graphicFrameLocks xmlns:a="http://schemas.openxmlformats.org/drawingml/2006/main" noChangeAspect="1"/>
+            </wp:cNvGraphicFramePr>
+            <a:graphic xmlns:a="http://schemas.openxmlformats.org/drawingml/2006/main">
+              <a:graphicData uri="http://schemas.openxmlformats.org/drawingml/2006/picture">
+                <pic:pic xmlns:pic="http://schemas.openxmlformats.org/drawingml/2006/picture">
+                  <pic:nvPicPr>
+                    <pic:cNvPr id="72796371" name=""/>
+                    <pic:cNvPicPr/>
+                  </pic:nvPicPr>
+                  <pic:blipFill>
+                    <a:blip r:embed="rId7"/>
+                    <a:stretch>
+                      <a:fillRect/>
+                    </a:stretch>
+                  </pic:blipFill>
+                  <pic:spPr>
+                    <a:xfrm>
+                      <a:off x="0" y="0"/>
+                      <a:ext cx="5731510" cy="3128645"/>
+                    </a:xfrm>
+                    <a:prstGeom prst="rect">
+                      <a:avLst/>
+                    </a:prstGeom>
+                  </pic:spPr>
+                </pic:pic>
+              </a:graphicData>
+            </a:graphic>
+          </wp:inline>
+        </w:drawing>
+      </w:r>
     </w:p>
     <w:sectPr>
       <w:pgSz w:w="11906" w:h="16838"/>
